--- a/2026年総会準備/2026年活動報告-賛助会員版.docx
+++ b/2026年総会準備/2026年活動報告-賛助会員版.docx
@@ -17,34 +17,7 @@
           <w:sz w:val="48"/>
           <w:lang w:eastAsia="ja-JP"/>
         </w:rPr>
-        <w:t>2025</w:t>
-      </w:r>
-      <w:r>
-        <w:rPr>
-          <w:b/>
-          <w:color w:val="1A2E40"/>
-          <w:sz w:val="48"/>
-          <w:lang w:eastAsia="ja-JP"/>
-        </w:rPr>
-        <w:t>年度</w:t>
-      </w:r>
-      <w:r>
-        <w:rPr>
-          <w:b/>
-          <w:color w:val="1A2E40"/>
-          <w:sz w:val="48"/>
-          <w:lang w:eastAsia="ja-JP"/>
-        </w:rPr>
-        <w:t xml:space="preserve"> </w:t>
-      </w:r>
-      <w:r>
-        <w:rPr>
-          <w:b/>
-          <w:color w:val="1A2E40"/>
-          <w:sz w:val="48"/>
-          <w:lang w:eastAsia="ja-JP"/>
-        </w:rPr>
-        <w:t>活動報告</w:t>
+        <w:t>2025年度 活動報告</w:t>
       </w:r>
     </w:p>
     <w:p>
@@ -58,56 +31,7 @@
         <w:rPr>
           <w:lang w:eastAsia="ja-JP"/>
         </w:rPr>
-        <w:t>平素より東海販売士協会の活動にご理解とご支援を賜り、誠にありがとうございます。</w:t>
-      </w:r>
-      <w:r>
-        <w:rPr>
-          <w:lang w:eastAsia="ja-JP"/>
-        </w:rPr>
-        <w:t>2025</w:t>
-      </w:r>
-      <w:r>
-        <w:rPr>
-          <w:lang w:eastAsia="ja-JP"/>
-        </w:rPr>
-        <w:t>年度も、賛助会員</w:t>
-      </w:r>
-      <w:r>
-        <w:rPr>
-          <w:rFonts w:hint="eastAsia"/>
-          <w:lang w:eastAsia="ja-JP"/>
-        </w:rPr>
-        <w:t>皆様</w:t>
-      </w:r>
-      <w:r>
-        <w:rPr>
-          <w:lang w:eastAsia="ja-JP"/>
-        </w:rPr>
-        <w:t>のご支援のもと、地域企業との交流・連携を通じた多くの活動を展開いたしました。また、本年度は協会設立</w:t>
-      </w:r>
-      <w:r>
-        <w:rPr>
-          <w:lang w:eastAsia="ja-JP"/>
-        </w:rPr>
-        <w:t>10</w:t>
-      </w:r>
-      <w:r>
-        <w:rPr>
-          <w:lang w:eastAsia="ja-JP"/>
-        </w:rPr>
-        <w:t>周年という節目の年を迎え、記念式典を開催するとともに、各種活動をさらに充実させることができました。本報告では、</w:t>
-      </w:r>
-      <w:r>
-        <w:rPr>
-          <w:lang w:eastAsia="ja-JP"/>
-        </w:rPr>
-        <w:t>1</w:t>
-      </w:r>
-      <w:r>
-        <w:rPr>
-          <w:lang w:eastAsia="ja-JP"/>
-        </w:rPr>
-        <w:t>年間の主要な活動をご紹介いたします。</w:t>
+        <w:t>平素より東海販売士協会の活動にご理解とご支援を賜り、誠にありがとうございます。2025年度も、賛助会員の皆様のご支援のもと、地域企業との交流・連携を通じた多くの活動を展開いたしました。また、本年度は協会設立10周年という節目の年を迎え、記念式典を開催するとともに、各種活動をさらに充実させることができました。本報告では、1年間の主要な活動をご紹介いたします。</w:t>
       </w:r>
     </w:p>
     <w:p>
@@ -127,16 +51,7 @@
           <w:sz w:val="28"/>
           <w:lang w:eastAsia="ja-JP"/>
         </w:rPr>
-        <w:t>2025</w:t>
-      </w:r>
-      <w:r>
-        <w:rPr>
-          <w:b/>
-          <w:color w:val="1A3A5C"/>
-          <w:sz w:val="28"/>
-          <w:lang w:eastAsia="ja-JP"/>
-        </w:rPr>
-        <w:t>年度の主な活動実績</w:t>
+        <w:t>2025年度の主な活動実績</w:t>
       </w:r>
     </w:p>
     <w:p>
@@ -153,34 +68,7 @@
           <w:sz w:val="24"/>
           <w:lang w:eastAsia="ja-JP"/>
         </w:rPr>
-        <w:t xml:space="preserve">① </w:t>
-      </w:r>
-      <w:r>
-        <w:rPr>
-          <w:b/>
-          <w:color w:val="1A3A5C"/>
-          <w:sz w:val="24"/>
-          <w:lang w:eastAsia="ja-JP"/>
-        </w:rPr>
-        <w:t>ミニセミナー（月</w:t>
-      </w:r>
-      <w:r>
-        <w:rPr>
-          <w:b/>
-          <w:color w:val="1A3A5C"/>
-          <w:sz w:val="24"/>
-          <w:lang w:eastAsia="ja-JP"/>
-        </w:rPr>
-        <w:t>1</w:t>
-      </w:r>
-      <w:r>
-        <w:rPr>
-          <w:b/>
-          <w:color w:val="1A3A5C"/>
-          <w:sz w:val="24"/>
-          <w:lang w:eastAsia="ja-JP"/>
-        </w:rPr>
-        <w:t>回開催）</w:t>
+        <w:t>① ミニセミナー（月1回開催）</w:t>
       </w:r>
     </w:p>
     <w:p>
@@ -297,10 +185,7 @@
           </w:tcPr>
           <w:p>
             <w:r>
-              <w:t>5</w:t>
-            </w:r>
-            <w:r>
-              <w:t>月</w:t>
+              <w:t>5月</w:t>
             </w:r>
           </w:p>
         </w:tc>
@@ -375,10 +260,7 @@
           </w:tcPr>
           <w:p>
             <w:r>
-              <w:t>6</w:t>
-            </w:r>
-            <w:r>
-              <w:t>月</w:t>
+              <w:t>6月</w:t>
             </w:r>
           </w:p>
         </w:tc>
@@ -445,10 +327,7 @@
           </w:tcPr>
           <w:p>
             <w:r>
-              <w:t>12</w:t>
-            </w:r>
-            <w:r>
-              <w:t>月</w:t>
+              <w:t>12月</w:t>
             </w:r>
           </w:p>
         </w:tc>
@@ -523,10 +402,7 @@
           </w:tcPr>
           <w:p>
             <w:r>
-              <w:t>1</w:t>
-            </w:r>
-            <w:r>
-              <w:t>月</w:t>
+              <w:t>1月</w:t>
             </w:r>
           </w:p>
         </w:tc>
@@ -605,16 +481,7 @@
           <w:sz w:val="24"/>
           <w:lang w:eastAsia="ja-JP"/>
         </w:rPr>
-        <w:t xml:space="preserve">② </w:t>
-      </w:r>
-      <w:r>
-        <w:rPr>
-          <w:b/>
-          <w:color w:val="1A3A5C"/>
-          <w:sz w:val="24"/>
-          <w:lang w:eastAsia="ja-JP"/>
-        </w:rPr>
-        <w:t>ビジネスに直結する実践イベント</w:t>
+        <w:t>② ビジネスに直結する実践イベント</w:t>
       </w:r>
     </w:p>
     <w:p>
@@ -630,56 +497,7 @@
           <w:b/>
           <w:lang w:eastAsia="zh-TW"/>
         </w:rPr>
-        <w:t xml:space="preserve">■ </w:t>
-      </w:r>
-      <w:r>
-        <w:rPr>
-          <w:b/>
-          <w:lang w:eastAsia="zh-TW"/>
-        </w:rPr>
-        <w:t>東海販売士協会</w:t>
-      </w:r>
-      <w:r>
-        <w:rPr>
-          <w:b/>
-          <w:lang w:eastAsia="zh-TW"/>
-        </w:rPr>
-        <w:t xml:space="preserve"> </w:t>
-      </w:r>
-      <w:r>
-        <w:rPr>
-          <w:b/>
-          <w:lang w:eastAsia="zh-TW"/>
-        </w:rPr>
-        <w:t>設立</w:t>
-      </w:r>
-      <w:r>
-        <w:rPr>
-          <w:b/>
-          <w:lang w:eastAsia="zh-TW"/>
-        </w:rPr>
-        <w:t>10</w:t>
-      </w:r>
-      <w:r>
-        <w:rPr>
-          <w:b/>
-          <w:lang w:eastAsia="zh-TW"/>
-        </w:rPr>
-        <w:t>周年記念式典（</w:t>
-      </w:r>
-      <w:r>
-        <w:rPr>
-          <w:b/>
-          <w:lang w:eastAsia="zh-TW"/>
-        </w:rPr>
-        <w:t>4</w:t>
-      </w:r>
-      <w:r>
-        <w:rPr>
-          <w:b/>
-          <w:lang w:eastAsia="zh-TW"/>
-        </w:rPr>
-        <w:t>月）</w:t>
+        <w:t>■ 東海販売士協会 設立10周年記念式典（4月）</w:t>
       </w:r>
     </w:p>
     <w:p>
@@ -708,19 +526,7 @@
         <w:rPr>
           <w:lang w:eastAsia="ja-JP"/>
         </w:rPr>
-        <w:t>協会設立</w:t>
-      </w:r>
-      <w:r>
-        <w:rPr>
-          <w:lang w:eastAsia="ja-JP"/>
-        </w:rPr>
-        <w:t>10</w:t>
-      </w:r>
-      <w:r>
-        <w:rPr>
-          <w:lang w:eastAsia="ja-JP"/>
-        </w:rPr>
-        <w:t>周年の節目を賛助会員・関係者の皆様とともに祝い、更なる発展に向けた決意を新たにする</w:t>
+        <w:t>協会設立10周年の節目を賛助会員・関係者の皆様とともに祝い、更なる発展に向けた決意を新たにする</w:t>
       </w:r>
     </w:p>
     <w:p>
@@ -772,70 +578,7 @@
           <w:b/>
           <w:lang w:eastAsia="ja-JP"/>
         </w:rPr>
-        <w:t xml:space="preserve">■ </w:t>
-      </w:r>
-      <w:r>
-        <w:rPr>
-          <w:b/>
-          <w:lang w:eastAsia="ja-JP"/>
-        </w:rPr>
-        <w:t>メッセナゴヤ</w:t>
-      </w:r>
-      <w:r>
-        <w:rPr>
-          <w:b/>
-          <w:lang w:eastAsia="ja-JP"/>
-        </w:rPr>
-        <w:t xml:space="preserve">2025 </w:t>
-      </w:r>
-      <w:r>
-        <w:rPr>
-          <w:b/>
-          <w:lang w:eastAsia="ja-JP"/>
-        </w:rPr>
-        <w:t>リアル出展（</w:t>
-      </w:r>
-      <w:r>
-        <w:rPr>
-          <w:b/>
-          <w:lang w:eastAsia="ja-JP"/>
-        </w:rPr>
-        <w:t>11</w:t>
-      </w:r>
-      <w:r>
-        <w:rPr>
-          <w:b/>
-          <w:lang w:eastAsia="ja-JP"/>
-        </w:rPr>
-        <w:t>月</w:t>
-      </w:r>
-      <w:r>
-        <w:rPr>
-          <w:b/>
-          <w:lang w:eastAsia="ja-JP"/>
-        </w:rPr>
-        <w:t>5</w:t>
-      </w:r>
-      <w:r>
-        <w:rPr>
-          <w:b/>
-          <w:lang w:eastAsia="ja-JP"/>
-        </w:rPr>
-        <w:t>日〜</w:t>
-      </w:r>
-      <w:r>
-        <w:rPr>
-          <w:b/>
-          <w:lang w:eastAsia="ja-JP"/>
-        </w:rPr>
-        <w:t>7</w:t>
-      </w:r>
-      <w:r>
-        <w:rPr>
-          <w:b/>
-          <w:lang w:eastAsia="ja-JP"/>
-        </w:rPr>
-        <w:t>日）</w:t>
+        <w:t>■ メッセナゴヤ2025 リアル出展（11月5日〜7日）</w:t>
       </w:r>
     </w:p>
     <w:p>
@@ -879,19 +622,7 @@
         <w:rPr>
           <w:lang w:eastAsia="ja-JP"/>
         </w:rPr>
-        <w:t>ブース出展により協会の</w:t>
-      </w:r>
-      <w:r>
-        <w:rPr>
-          <w:lang w:eastAsia="ja-JP"/>
-        </w:rPr>
-        <w:t>PR</w:t>
-      </w:r>
-      <w:r>
-        <w:rPr>
-          <w:lang w:eastAsia="ja-JP"/>
-        </w:rPr>
-        <w:t>を実施し、来場者との交流・情報収集を行</w:t>
+        <w:t>ブース出展により協会のPRを実施し、来場者との交流・情報収集を行</w:t>
       </w:r>
       <w:r>
         <w:rPr>
@@ -921,28 +652,7 @@
           <w:b/>
           <w:lang w:eastAsia="zh-TW"/>
         </w:rPr>
-        <w:t xml:space="preserve">■ </w:t>
-      </w:r>
-      <w:r>
-        <w:rPr>
-          <w:b/>
-          <w:lang w:eastAsia="zh-TW"/>
-        </w:rPr>
-        <w:t>江南商工会議所「販売促進個別実践塾」（</w:t>
-      </w:r>
-      <w:r>
-        <w:rPr>
-          <w:b/>
-          <w:lang w:eastAsia="zh-TW"/>
-        </w:rPr>
-        <w:t>10</w:t>
-      </w:r>
-      <w:r>
-        <w:rPr>
-          <w:b/>
-          <w:lang w:eastAsia="zh-TW"/>
-        </w:rPr>
-        <w:t>月）</w:t>
+        <w:t>■ 江南商工会議所「販売促進個別実践塾」（10月）</w:t>
       </w:r>
     </w:p>
     <w:p>
@@ -1019,28 +729,7 @@
           <w:b/>
           <w:lang w:eastAsia="ja-JP"/>
         </w:rPr>
-        <w:t xml:space="preserve">■ </w:t>
-      </w:r>
-      <w:r>
-        <w:rPr>
-          <w:b/>
-          <w:lang w:eastAsia="ja-JP"/>
-        </w:rPr>
-        <w:t>名古屋城見学イベント（</w:t>
-      </w:r>
-      <w:r>
-        <w:rPr>
-          <w:b/>
-          <w:lang w:eastAsia="ja-JP"/>
-        </w:rPr>
-        <w:t>2</w:t>
-      </w:r>
-      <w:r>
-        <w:rPr>
-          <w:b/>
-          <w:lang w:eastAsia="ja-JP"/>
-        </w:rPr>
-        <w:t>月）</w:t>
+        <w:t>■ 名古屋城見学イベント（2月）</w:t>
       </w:r>
     </w:p>
     <w:p>
@@ -1165,31 +854,7 @@
         <w:rPr>
           <w:lang w:eastAsia="ja-JP"/>
         </w:rPr>
-        <w:t>本年度も、ご支援により多くの成果を生み出すことができました。特に設立</w:t>
-      </w:r>
-      <w:r>
-        <w:rPr>
-          <w:lang w:eastAsia="ja-JP"/>
-        </w:rPr>
-        <w:t>10</w:t>
-      </w:r>
-      <w:r>
-        <w:rPr>
-          <w:lang w:eastAsia="ja-JP"/>
-        </w:rPr>
-        <w:t>周年という節目の年にふさわしい充実した活動を実施できたことを、大変嬉しく思っております。</w:t>
-      </w:r>
-      <w:r>
-        <w:rPr>
-          <w:lang w:eastAsia="ja-JP"/>
-        </w:rPr>
-        <w:t>2026</w:t>
-      </w:r>
-      <w:r>
-        <w:rPr>
-          <w:lang w:eastAsia="ja-JP"/>
-        </w:rPr>
-        <w:t>年度もさらに活動を充実させ、地域企業との連携・ビジネス創出の場として価値ある協会となるよう努めてまいります。</w:t>
+        <w:t>本年度も、賛助会員の皆様のご支援により多くの成果を生み出すことができました。特に設立10周年という節目の年にふさわしい充実した活動を実施できたことを、大変嬉しく思っております。2026年度もさらに活動を充実させ、地域企業との連携・ビジネス創出の場として価値ある協会となるよう努めてまいります。</w:t>
       </w:r>
     </w:p>
     <w:p>
@@ -1236,23 +901,7 @@
           <w:sz w:val="22"/>
           <w:lang w:eastAsia="zh-TW"/>
         </w:rPr>
-        <w:t>理事長　加藤</w:t>
-      </w:r>
-      <w:r>
-        <w:rPr>
-          <w:b/>
-          <w:sz w:val="22"/>
-          <w:lang w:eastAsia="zh-TW"/>
-        </w:rPr>
-        <w:t xml:space="preserve"> </w:t>
-      </w:r>
-      <w:r>
-        <w:rPr>
-          <w:b/>
-          <w:sz w:val="22"/>
-          <w:lang w:eastAsia="zh-TW"/>
-        </w:rPr>
-        <w:t>智康</w:t>
+        <w:t>理事長　加藤 智康</w:t>
       </w:r>
     </w:p>
     <w:sectPr>
